--- a/03_Outputs/final scripts/fr/Module 2/2.1.0-fr.docx
+++ b/03_Outputs/final scripts/fr/Module 2/2.1.0-fr.docx
@@ -14,7 +14,7 @@
     </w:p>
     <w:p>
       <w:r>
-        <w:t>Nous discuterons de six dimensions à considérer pour l'accès à l'énergie et la pauvreté énergétique. Il s'agit de — disponibilité, adéquation, fiabilité, abordabilité, sécurité et compatibilité avec une faible émission de carbone. Nous aborderons également les causes profondes de la pauvreté énergétique, telles que l'inefficacité, les prix élevés, l'instabilité politique, et plus encore.</w:t>
+        <w:t>Nous discuterons de six dimensions à considérer pour l'accès à l'énergie et la pauvreté énergétique. Il s'agit de — disponibilité, adéquation, fiabilité, abordabilité, sécurité et compatibilité avec la faible émission de carbone. Nous aborderons également les causes profondes de la pauvreté énergétique, telles que l'inefficacité, les prix élevés, l'instabilité politique, et plus encore.</w:t>
       </w:r>
     </w:p>
     <w:p>
